--- a/docs/revision-abogado/2-Clausulas-adicionales-y-notificaciones.docx
+++ b/docs/revision-abogado/2-Clausulas-adicionales-y-notificaciones.docx
@@ -343,7 +343,7 @@
           <w:b w:val="false"/>
           <w:bCs w:val="false"/>
         </w:rPr>
-        <w:t xml:space="preserve">«La presente cláusula adicional refleja un acuerdo voluntario entre las partes y su validez se encuentra sujeta a la normatividad colombiana aplicable. En caso de contradicción con la ley imperativa, primarán las normas legales.»</w:t>
+        <w:t xml:space="preserve">«La presente cláusula adicional refleja un acuerdo voluntario entre las partes. Las estipulaciones que las partes adicionen no podrán ser contrarias a la Constitución Política ni a la ley; de serlo, se tendrán por no escritas o serán nulas, sin que ello afecte la validez de las demás cláusulas del contrato. En caso de contradicción con la ley imperativa, primarán las normas legales.»</w:t>
       </w:r>
     </w:p>
     <w:p>
